--- a/02_Assignments/hw2_orca/03_report_word/HW2_Ex1_ground_state_2-chlorophenol.docx
+++ b/02_Assignments/hw2_orca/03_report_word/HW2_Ex1_ground_state_2-chlorophenol.docx
@@ -17,7 +17,7 @@
     </w:p>
     <w:p>
       <w:r>
-        <w:t>In the supplied structure the hydroxyl hydrogen was perpendicular to the ring. It was rotated into the ring plane on the Cl side (cis conformer, intramolecular O–H···Cl contact) before optimisation; all other atoms were left as given. All four optimised structures have 33 real frequencies and no imaginary mode, i.e. they are minima. The other conformer, with the O–H pointing away from Cl, was optimised as a check at the same level (B3LYP/def2-TZVP, gas phase): it is also a minimum but lies 3.3 kcal mol</w:t>
+        <w:t>In the supplied structure the hydroxyl hydrogen was perpendicular to the ring. Before optimisation it was rotated into the ring plane on the Cl side (cis conformer, intramolecular O–H···Cl contact); all other atoms were left as given. All four optimised structures have 33 real frequencies and no imaginary mode, so they are minima. This conformer was chosen because it is 3.3 kcal mol</w:t>
       </w:r>
       <w:r>
         <w:rPr>
@@ -26,7 +26,7 @@
         <w:t>−1</w:t>
       </w:r>
       <w:r>
-        <w:t xml:space="preserve"> higher in energy (3.0 kcal mol</w:t>
+        <w:t xml:space="preserve"> (3.0 kcal mol</w:t>
       </w:r>
       <w:r>
         <w:rPr>
@@ -35,7 +35,7 @@
         <w:t>−1</w:t>
       </w:r>
       <w:r>
-        <w:t xml:space="preserve"> in Gibbs free energy at 298.15 K), which is the intramolecular O–H···Cl interaction. The cis conformer used here is therefore the relevant ground-state structure.</w:t>
+        <w:t xml:space="preserve"> in G at 298 K) below the trans conformer, which is also a minimum (B3LYP/def2-TZVP, gas phase).</w:t>
       </w:r>
     </w:p>
     <w:p>
@@ -6321,7 +6321,7 @@
         <w:t>−1</w:t>
       </w:r>
       <w:r>
-        <w:t>); the translational and rotational parts depend only on mass and geometry, and only the vibrational part changes a little through the low-frequency modes. The HOMO–LUMO gap is 1.6 eV larger with the hybrid functional (5.76 vs 4.19 eV in the gas phase), while water changes it by only 0.02 eV (PBE) and 0.02 eV (B3LYP).</w:t>
+        <w:t>); the translational and rotational parts depend only on mass and geometry, and only the vibrational part changes a little through the low-frequency modes. The HOMO–LUMO gap is 1.6 eV larger with the hybrid functional (5.76 vs 4.19 eV in the gas phase), while water changes it by only 0.02 eV with both functionals.</w:t>
       </w:r>
     </w:p>
     <w:p>
@@ -6334,7 +6334,7 @@
     </w:p>
     <w:p>
       <w:r>
-        <w:t>“Normal mode number 12” is ambiguous, because the two common numbering schemes differ. ORCA numbers all 3N modes from 0, so modes 0–5 are the translations and rotations and mode 12 is the seventh vibration. Avogadro and Chemcraft list only the 33 real vibrations, starting at 1, so their twelfth entry is ORCA's mode 17. Both are given here.</w:t>
+        <w:t>ORCA numbers all 3N modes from 0, so modes 0–5 are translations and rotations and mode 12 is the seventh vibration. Avogadro and Chemcraft list only the 33 vibrations, starting from 1, so their twelfth entry is ORCA mode 17. Since the numbering in the question could mean either, both modes are shown.</w:t>
       </w:r>
     </w:p>
     <w:p>
@@ -6675,7 +6675,7 @@
       <w:r>
         <w:drawing>
           <wp:inline xmlns:a="http://schemas.openxmlformats.org/drawingml/2006/main" xmlns:pic="http://schemas.openxmlformats.org/drawingml/2006/picture">
-            <wp:extent cx="2520000" cy="2520000"/>
+            <wp:extent cx="1655999" cy="2055788"/>
             <wp:docPr id="2" name="Picture 2"/>
             <wp:cNvGraphicFramePr>
               <a:graphicFrameLocks noChangeAspect="1"/>
@@ -6684,7 +6684,7 @@
               <a:graphicData uri="http://schemas.openxmlformats.org/drawingml/2006/picture">
                 <pic:pic>
                   <pic:nvPicPr>
-                    <pic:cNvPr id="0" name="ex1_fig_mode12_displacements_B3LYP_gas.png"/>
+                    <pic:cNvPr id="0" name="ex1_fig_mode12_displacements_B3LYP_gas_trimmed.png"/>
                     <pic:cNvPicPr/>
                   </pic:nvPicPr>
                   <pic:blipFill>
@@ -6696,7 +6696,7 @@
                   <pic:spPr>
                     <a:xfrm>
                       <a:off x="0" y="0"/>
-                      <a:ext cx="2520000" cy="2520000"/>
+                      <a:ext cx="1655999" cy="2055788"/>
                     </a:xfrm>
                     <a:prstGeom prst="rect"/>
                   </pic:spPr>
@@ -6716,7 +6716,7 @@
           <w:i/>
           <w:sz w:val="18"/>
         </w:rPr>
-        <w:t>Figure 2. ORCA mode 12 (the 7th vibration), 496.2 cm</w:t>
+        <w:t>Figure 2a. ORCA mode 12 (7th vibration), 496.2 cm</w:t>
       </w:r>
       <w:r>
         <w:rPr>
@@ -6746,7 +6746,7 @@
           <w:i/>
           <w:sz w:val="18"/>
         </w:rPr>
-        <w:t>: in-plane deformation of the ring coupled to C–O–H bending, with the hydroxyl hydrogen moving most. Arrows: atomic displacements. Animation: ex1_mode12_animation_B3LYP_gas.gif.</w:t>
+        <w:t>: in-plane ring deformation coupled to C–O–H bending; the hydroxyl H moves most. Arrows show the atomic displacements.</w:t>
       </w:r>
     </w:p>
     <w:p>
@@ -6757,7 +6757,7 @@
       <w:r>
         <w:drawing>
           <wp:inline xmlns:a="http://schemas.openxmlformats.org/drawingml/2006/main" xmlns:pic="http://schemas.openxmlformats.org/drawingml/2006/picture">
-            <wp:extent cx="2520000" cy="2520000"/>
+            <wp:extent cx="5040000" cy="1489981"/>
             <wp:docPr id="3" name="Picture 3"/>
             <wp:cNvGraphicFramePr>
               <a:graphicFrameLocks noChangeAspect="1"/>
@@ -6766,7 +6766,7 @@
               <a:graphicData uri="http://schemas.openxmlformats.org/drawingml/2006/picture">
                 <pic:pic>
                   <pic:nvPicPr>
-                    <pic:cNvPr id="0" name="ex1_fig_mode17_displacements_B3LYP_gas.png"/>
+                    <pic:cNvPr id="0" name="ex1_mode12_filmstrip_B3LYP_gas.png"/>
                     <pic:cNvPicPr/>
                   </pic:nvPicPr>
                   <pic:blipFill>
@@ -6778,7 +6778,7 @@
                   <pic:spPr>
                     <a:xfrm>
                       <a:off x="0" y="0"/>
-                      <a:ext cx="2520000" cy="2520000"/>
+                      <a:ext cx="5040000" cy="1489981"/>
                     </a:xfrm>
                     <a:prstGeom prst="rect"/>
                   </pic:spPr>
@@ -6798,7 +6798,59 @@
           <w:i/>
           <w:sz w:val="18"/>
         </w:rPr>
-        <w:t>Figure 3. ORCA mode 17, i.e. the 12th vibration as listed by Avogadro, 760.9 cm</w:t>
+        <w:t>Figure 2b. ORCA mode 12 at four points of one vibrational period T. The animation is sent with this report as HW2_ZhangXubo_Ex1_mode12_ORCA-numbering.gif.</w:t>
+      </w:r>
+    </w:p>
+    <w:p>
+      <w:pPr>
+        <w:keepNext/>
+        <w:jc w:val="center"/>
+      </w:pPr>
+      <w:r>
+        <w:drawing>
+          <wp:inline xmlns:a="http://schemas.openxmlformats.org/drawingml/2006/main" xmlns:pic="http://schemas.openxmlformats.org/drawingml/2006/picture">
+            <wp:extent cx="2340000" cy="982750"/>
+            <wp:docPr id="4" name="Picture 4"/>
+            <wp:cNvGraphicFramePr>
+              <a:graphicFrameLocks noChangeAspect="1"/>
+            </wp:cNvGraphicFramePr>
+            <a:graphic>
+              <a:graphicData uri="http://schemas.openxmlformats.org/drawingml/2006/picture">
+                <pic:pic>
+                  <pic:nvPicPr>
+                    <pic:cNvPr id="0" name="ex1_fig_mode17_displacements_B3LYP_gas_trimmed.png"/>
+                    <pic:cNvPicPr/>
+                  </pic:nvPicPr>
+                  <pic:blipFill>
+                    <a:blip r:embed="rId25"/>
+                    <a:stretch>
+                      <a:fillRect/>
+                    </a:stretch>
+                  </pic:blipFill>
+                  <pic:spPr>
+                    <a:xfrm>
+                      <a:off x="0" y="0"/>
+                      <a:ext cx="2340000" cy="982750"/>
+                    </a:xfrm>
+                    <a:prstGeom prst="rect"/>
+                  </pic:spPr>
+                </pic:pic>
+              </a:graphicData>
+            </a:graphic>
+          </wp:inline>
+        </w:drawing>
+      </w:r>
+    </w:p>
+    <w:p>
+      <w:pPr>
+        <w:jc w:val="center"/>
+      </w:pPr>
+      <w:r>
+        <w:rPr>
+          <w:i/>
+          <w:sz w:val="18"/>
+        </w:rPr>
+        <w:t>Figure 3. ORCA mode 17 (12th vibration in the Avogadro list), 760.9 cm</w:t>
       </w:r>
       <w:r>
         <w:rPr>
@@ -6828,7 +6880,12 @@
           <w:i/>
           <w:sz w:val="18"/>
         </w:rPr>
-        <w:t>: out-of-plane bending of the ring C–H bonds. Animation: ex1_mode17_animation_B3LYP_gas.gif.</w:t>
+        <w:t>: out-of-plane bending of the ring C–H bonds. The animation is sent as HW2_ZhangXubo_Ex1_mode12_Avogadro-numbering.gif.</w:t>
+      </w:r>
+    </w:p>
+    <w:p>
+      <w:r>
+        <w:t>The frames of both modes were generated with orca_pltvib and rendered with Python (PyVista), since the movie export of Avogadro does not work.</w:t>
       </w:r>
     </w:p>
     <w:p>
@@ -6848,7 +6905,7 @@
         <w:drawing>
           <wp:inline xmlns:a="http://schemas.openxmlformats.org/drawingml/2006/main" xmlns:pic="http://schemas.openxmlformats.org/drawingml/2006/picture">
             <wp:extent cx="5400000" cy="3608517"/>
-            <wp:docPr id="4" name="Picture 4"/>
+            <wp:docPr id="5" name="Picture 5"/>
             <wp:cNvGraphicFramePr>
               <a:graphicFrameLocks noChangeAspect="1"/>
             </wp:cNvGraphicFramePr>
@@ -6860,7 +6917,7 @@
                     <pic:cNvPicPr/>
                   </pic:nvPicPr>
                   <pic:blipFill>
-                    <a:blip r:embed="rId25"/>
+                    <a:blip r:embed="rId26"/>
                     <a:stretch>
                       <a:fillRect/>
                     </a:stretch>
@@ -6913,7 +6970,7 @@
         <w:drawing>
           <wp:inline xmlns:a="http://schemas.openxmlformats.org/drawingml/2006/main" xmlns:pic="http://schemas.openxmlformats.org/drawingml/2006/picture">
             <wp:extent cx="3780000" cy="3760180"/>
-            <wp:docPr id="5" name="Picture 5"/>
+            <wp:docPr id="6" name="Picture 6"/>
             <wp:cNvGraphicFramePr>
               <a:graphicFrameLocks noChangeAspect="1"/>
             </wp:cNvGraphicFramePr>
@@ -6925,7 +6982,7 @@
                     <pic:cNvPicPr/>
                   </pic:nvPicPr>
                   <pic:blipFill>
-                    <a:blip r:embed="rId26"/>
+                    <a:blip r:embed="rId27"/>
                     <a:stretch>
                       <a:fillRect/>
                     </a:stretch>
@@ -6953,17 +7010,12 @@
           <w:i/>
           <w:sz w:val="18"/>
         </w:rPr>
-        <w:t>Figure 5. Electron density isosurface (0.001 a.u.) coloured by the electrostatic potential: red = negative, blue = positive. Plotted with Avogadro 2 from the ORCA wavefunction (Molden file). The isosurface itself is the true B3LYP density; the colours are the potential of Avogadro's built-in point-charge model (EEM), which is the only electrostatic potential Avogadro offers.</w:t>
+        <w:t>Figure 5. Electron density isosurface (0.001 a.u.) coloured by the electrostatic potential: red = negative, blue = positive. Plotted with Avogadro 2 from the ORCA wavefunction (Molden file). The surface is the B3LYP density; the colours come from Avogadro's point-charge (EEM) potential.</w:t>
       </w:r>
     </w:p>
     <w:p>
       <w:r>
-        <w:t>On the 0.001 a.u. density surface the potential computed from the wavefunction itself (ORCA orca_vpot) ranges from −0.035 to +0.061 a.u. The most negative region is the oxygen lone pair on the side away from Cl, and the π face of the ring is also negative. The most positive region is the hydroxyl hydrogen, which points towards Cl (intramolecular O–H···Cl contact); the ring hydrogens are moderately positive.</w:t>
-      </w:r>
-    </w:p>
-    <w:p>
-      <w:r>
-        <w:t>Note on the figure: Avogadro places point charges on the nuclei and evaluates their potential on the surface. This reproduces the negative region at oxygen and the positive hydrogens, but it cannot reproduce the negative potential above and below the aromatic ring, because that comes from the π electron distribution and not from any set of atom-centred charges. The numbers quoted above are therefore taken from orca_vpot, which evaluates the potential from the wavefunction.</w:t>
+        <w:t>On the 0.001 a.u. density surface the potential calculated from the wavefunction with orca_vpot ranges from −0.035 to +0.061 a.u. The most negative region is the oxygen lone pair on the side away from Cl, and the π face of the ring is also negative. The most positive region is the hydroxyl hydrogen, which points towards Cl (intramolecular O–H···Cl contact); the ring hydrogens are moderately positive. Because Avogadro's colouring uses atom-centred point charges, it misses the negative π region above and below the ring, so the values above are taken from orca_vpot.</w:t>
       </w:r>
     </w:p>
     <w:sectPr>
